--- a/AI Fundamentals Course/Week 1/Week1_Class_Notes.docx
+++ b/AI Fundamentals Course/Week 1/Week1_Class_Notes.docx
@@ -90,7 +90,7 @@
         <w:jc w:val="center"/>
       </w:pPr>
       <w:r>
-        <w:t xml:space="preserve">February 2025</w:t>
+        <w:t>February 2026</w:t>
       </w:r>
     </w:p>
     <w:p>
@@ -359,7 +359,7 @@
         <w:jc w:val="left"/>
       </w:pPr>
       <w:r>
-        <w:t xml:space="preserve">The most successful modern AI systems follow the 'Acting Rationally' paradigm, which focuses on building agents that make optimal decisions given available information. This approach is pragmatic because it doesn't require replicating human cognition or formal logical reasoning—it simply requires effective decision-making. Most contemporary AI applications, from recommendation engines to autonomous vehicles, fall into this category.</w:t>
+        <w:t>The most successful modern AI systems follow the 'Acting Rationally' paradigm, which focuses on building agents that make optimal decisions given available information. This approach is pragmatic because it doesn't require replicating human cognition or formal logical reasoning; it simply requires effective decision-making. Most contemporary AI applications, from recommendation engines to autonomous vehicles, fall into this category.</w:t>
       </w:r>
     </w:p>
     <w:p>
@@ -1371,7 +1371,7 @@
         <w:ind w:left="720" w:hanging="360"/>
       </w:pPr>
       <w:r>
-        <w:t xml:space="preserve">Current AI is exclusively Narrow AI—systems excel at specific tasks.</w:t>
+        <w:t>Current AI is exclusively Narrow AI: systems excel at specific tasks.</w:t>
       </w:r>
     </w:p>
     <w:p>
